--- a/docs/evaluation/docx/M02-personal-details-modification-workflow-council.docx
+++ b/docs/evaluation/docx/M02-personal-details-modification-workflow-council.docx
@@ -12,7 +12,7 @@
           <w:color w:val="1F3864"/>
           <w:sz w:val="52"/>
         </w:rPr>
-        <w:t xml:space="preserve"> Adversarial Idea Evaluator — Council Report</w:t>
+        <w:t>M02 personal details modification workflow council</w:t>
       </w:r>
     </w:p>
     <w:p>
@@ -4266,7 +4266,7 @@
         <w:color w:val="808080"/>
         <w:sz w:val="16"/>
       </w:rPr>
-      <w:t xml:space="preserve"> Adversarial Idea Evaluator — Council Report</w:t>
+      <w:t>M02 personal details modification workflow council</w:t>
       <w:tab/>
       <w:t>Confidential</w:t>
     </w:r>
